--- a/Статья инструменты генерации квестов для игровых миров.docx
+++ b/Статья инструменты генерации квестов для игровых миров.docx
@@ -2286,8 +2286,6 @@
         </w:rPr>
         <w:t>Пишем код как на примере</w:t>
       </w:r>
-      <w:bookmarkStart w:id="0" w:name="_GoBack"/>
-      <w:bookmarkEnd w:id="0"/>
       <w:r>
         <w:rPr>
           <w:rFonts w:hint="default"/>
@@ -2306,9 +2304,450 @@
         </w:pBdr>
         <w:ind w:left="0" w:right="0" w:firstLine="0"/>
         <w:jc w:val="center"/>
+      </w:pPr>
+      <w:r>
+        <w:drawing>
+          <wp:inline distT="0" distB="0" distL="114300" distR="114300">
+            <wp:extent cx="2110740" cy="1691640"/>
+            <wp:effectExtent l="0" t="0" r="7620" b="0"/>
+            <wp:docPr id="13" name="Изображение 10"/>
+            <wp:cNvGraphicFramePr>
+              <a:graphicFrameLocks xmlns:a="http://schemas.openxmlformats.org/drawingml/2006/main" noChangeAspect="1"/>
+            </wp:cNvGraphicFramePr>
+            <a:graphic xmlns:a="http://schemas.openxmlformats.org/drawingml/2006/main">
+              <a:graphicData uri="http://schemas.openxmlformats.org/drawingml/2006/picture">
+                <pic:pic xmlns:pic="http://schemas.openxmlformats.org/drawingml/2006/picture">
+                  <pic:nvPicPr>
+                    <pic:cNvPr id="13" name="Изображение 10"/>
+                    <pic:cNvPicPr>
+                      <a:picLocks noChangeAspect="1"/>
+                    </pic:cNvPicPr>
+                  </pic:nvPicPr>
+                  <pic:blipFill>
+                    <a:blip r:embed="rId17"/>
+                    <a:stretch>
+                      <a:fillRect/>
+                    </a:stretch>
+                  </pic:blipFill>
+                  <pic:spPr>
+                    <a:xfrm>
+                      <a:off x="0" y="0"/>
+                      <a:ext cx="2110740" cy="1691640"/>
+                    </a:xfrm>
+                    <a:prstGeom prst="rect">
+                      <a:avLst/>
+                    </a:prstGeom>
+                    <a:noFill/>
+                    <a:ln>
+                      <a:noFill/>
+                    </a:ln>
+                  </pic:spPr>
+                </pic:pic>
+              </a:graphicData>
+            </a:graphic>
+          </wp:inline>
+        </w:drawing>
+      </w:r>
+    </w:p>
+    <w:p>
+      <w:pPr>
+        <w:pBdr>
+          <w:top w:val="none" w:color="000000" w:sz="0" w:space="0"/>
+          <w:left w:val="none" w:color="000000" w:sz="0" w:space="0"/>
+          <w:bottom w:val="none" w:color="000000" w:sz="0" w:space="0"/>
+          <w:right w:val="none" w:color="000000" w:sz="0" w:space="0"/>
+        </w:pBdr>
+        <w:ind w:left="0" w:right="0" w:firstLine="0"/>
+        <w:jc w:val="center"/>
         <w:rPr>
           <w:rFonts w:hint="default"/>
           <w:lang w:val="en-US"/>
+        </w:rPr>
+      </w:pPr>
+      <w:r>
+        <w:rPr>
+          <w:rFonts w:hint="default"/>
+          <w:lang w:val="ru-RU"/>
+        </w:rPr>
+        <w:t>Рисунок 12</w:t>
+      </w:r>
+      <w:r>
+        <w:rPr>
+          <w:rFonts w:hint="default"/>
+          <w:lang w:val="en-US"/>
+        </w:rPr>
+        <w:t xml:space="preserve">. </w:t>
+      </w:r>
+      <w:r>
+        <w:rPr>
+          <w:rFonts w:hint="default"/>
+          <w:lang w:val="ru-RU"/>
+        </w:rPr>
+        <w:t>Создаём пустой объект</w:t>
+      </w:r>
+      <w:r>
+        <w:rPr>
+          <w:rFonts w:hint="default"/>
+          <w:lang w:val="en-US"/>
+        </w:rPr>
+        <w:t>.</w:t>
+      </w:r>
+    </w:p>
+    <w:p>
+      <w:pPr>
+        <w:pBdr>
+          <w:top w:val="none" w:color="000000" w:sz="0" w:space="0"/>
+          <w:left w:val="none" w:color="000000" w:sz="0" w:space="0"/>
+          <w:bottom w:val="none" w:color="000000" w:sz="0" w:space="0"/>
+          <w:right w:val="none" w:color="000000" w:sz="0" w:space="0"/>
+        </w:pBdr>
+        <w:ind w:left="0" w:right="0" w:firstLine="0"/>
+        <w:jc w:val="center"/>
+      </w:pPr>
+    </w:p>
+    <w:p>
+      <w:pPr>
+        <w:pBdr>
+          <w:top w:val="none" w:color="000000" w:sz="0" w:space="0"/>
+          <w:left w:val="none" w:color="000000" w:sz="0" w:space="0"/>
+          <w:bottom w:val="none" w:color="000000" w:sz="0" w:space="0"/>
+          <w:right w:val="none" w:color="000000" w:sz="0" w:space="0"/>
+        </w:pBdr>
+        <w:ind w:left="0" w:right="0" w:firstLine="0"/>
+        <w:jc w:val="center"/>
+      </w:pPr>
+      <w:r>
+        <w:drawing>
+          <wp:inline distT="0" distB="0" distL="114300" distR="114300">
+            <wp:extent cx="5929630" cy="1430020"/>
+            <wp:effectExtent l="0" t="0" r="0" b="0"/>
+            <wp:docPr id="14" name="Изображение 11"/>
+            <wp:cNvGraphicFramePr>
+              <a:graphicFrameLocks xmlns:a="http://schemas.openxmlformats.org/drawingml/2006/main" noChangeAspect="1"/>
+            </wp:cNvGraphicFramePr>
+            <a:graphic xmlns:a="http://schemas.openxmlformats.org/drawingml/2006/main">
+              <a:graphicData uri="http://schemas.openxmlformats.org/drawingml/2006/picture">
+                <pic:pic xmlns:pic="http://schemas.openxmlformats.org/drawingml/2006/picture">
+                  <pic:nvPicPr>
+                    <pic:cNvPr id="14" name="Изображение 11"/>
+                    <pic:cNvPicPr>
+                      <a:picLocks noChangeAspect="1"/>
+                    </pic:cNvPicPr>
+                  </pic:nvPicPr>
+                  <pic:blipFill>
+                    <a:blip r:embed="rId18"/>
+                    <a:srcRect b="42153"/>
+                    <a:stretch>
+                      <a:fillRect/>
+                    </a:stretch>
+                  </pic:blipFill>
+                  <pic:spPr>
+                    <a:xfrm>
+                      <a:off x="0" y="0"/>
+                      <a:ext cx="5929630" cy="1430020"/>
+                    </a:xfrm>
+                    <a:prstGeom prst="rect">
+                      <a:avLst/>
+                    </a:prstGeom>
+                    <a:noFill/>
+                    <a:ln>
+                      <a:noFill/>
+                    </a:ln>
+                  </pic:spPr>
+                </pic:pic>
+              </a:graphicData>
+            </a:graphic>
+          </wp:inline>
+        </w:drawing>
+      </w:r>
+    </w:p>
+    <w:p>
+      <w:pPr>
+        <w:pBdr>
+          <w:top w:val="none" w:color="000000" w:sz="0" w:space="0"/>
+          <w:left w:val="none" w:color="000000" w:sz="0" w:space="0"/>
+          <w:bottom w:val="none" w:color="000000" w:sz="0" w:space="0"/>
+          <w:right w:val="none" w:color="000000" w:sz="0" w:space="0"/>
+        </w:pBdr>
+        <w:ind w:left="0" w:right="0" w:firstLine="0"/>
+        <w:jc w:val="center"/>
+        <w:rPr>
+          <w:rFonts w:hint="default"/>
+          <w:lang w:val="en-US"/>
+        </w:rPr>
+      </w:pPr>
+      <w:r>
+        <w:rPr>
+          <w:rFonts w:hint="default"/>
+          <w:lang w:val="ru-RU"/>
+        </w:rPr>
+        <w:t>Рисунок 13</w:t>
+      </w:r>
+      <w:r>
+        <w:rPr>
+          <w:rFonts w:hint="default"/>
+          <w:lang w:val="en-US"/>
+        </w:rPr>
+        <w:t xml:space="preserve">. </w:t>
+      </w:r>
+      <w:r>
+        <w:rPr>
+          <w:rFonts w:hint="default"/>
+          <w:lang w:val="ru-RU"/>
+        </w:rPr>
+        <w:t xml:space="preserve">Добавляем </w:t>
+      </w:r>
+      <w:r>
+        <w:rPr>
+          <w:rFonts w:hint="default"/>
+          <w:lang w:val="en-US"/>
+        </w:rPr>
+        <w:t xml:space="preserve">Basic Ink Example </w:t>
+      </w:r>
+      <w:r>
+        <w:rPr>
+          <w:rFonts w:hint="default"/>
+          <w:lang w:val="ru-RU"/>
+        </w:rPr>
+        <w:t xml:space="preserve">из папки </w:t>
+      </w:r>
+      <w:r>
+        <w:rPr>
+          <w:rFonts w:hint="default"/>
+          <w:lang w:val="en-US"/>
+        </w:rPr>
+        <w:t>Demo.</w:t>
+      </w:r>
+    </w:p>
+    <w:p>
+      <w:pPr>
+        <w:pBdr>
+          <w:top w:val="none" w:color="000000" w:sz="0" w:space="0"/>
+          <w:left w:val="none" w:color="000000" w:sz="0" w:space="0"/>
+          <w:bottom w:val="none" w:color="000000" w:sz="0" w:space="0"/>
+          <w:right w:val="none" w:color="000000" w:sz="0" w:space="0"/>
+        </w:pBdr>
+        <w:ind w:left="0" w:right="0" w:firstLine="0"/>
+        <w:jc w:val="center"/>
+      </w:pPr>
+      <w:r>
+        <w:drawing>
+          <wp:inline distT="0" distB="0" distL="114300" distR="114300">
+            <wp:extent cx="5929630" cy="1771015"/>
+            <wp:effectExtent l="0" t="0" r="13970" b="12065"/>
+            <wp:docPr id="15" name="Изображение 12"/>
+            <wp:cNvGraphicFramePr>
+              <a:graphicFrameLocks xmlns:a="http://schemas.openxmlformats.org/drawingml/2006/main" noChangeAspect="1"/>
+            </wp:cNvGraphicFramePr>
+            <a:graphic xmlns:a="http://schemas.openxmlformats.org/drawingml/2006/main">
+              <a:graphicData uri="http://schemas.openxmlformats.org/drawingml/2006/picture">
+                <pic:pic xmlns:pic="http://schemas.openxmlformats.org/drawingml/2006/picture">
+                  <pic:nvPicPr>
+                    <pic:cNvPr id="15" name="Изображение 12"/>
+                    <pic:cNvPicPr>
+                      <a:picLocks noChangeAspect="1"/>
+                    </pic:cNvPicPr>
+                  </pic:nvPicPr>
+                  <pic:blipFill>
+                    <a:blip r:embed="rId19"/>
+                    <a:stretch>
+                      <a:fillRect/>
+                    </a:stretch>
+                  </pic:blipFill>
+                  <pic:spPr>
+                    <a:xfrm>
+                      <a:off x="0" y="0"/>
+                      <a:ext cx="5929630" cy="1771015"/>
+                    </a:xfrm>
+                    <a:prstGeom prst="rect">
+                      <a:avLst/>
+                    </a:prstGeom>
+                    <a:noFill/>
+                    <a:ln>
+                      <a:noFill/>
+                    </a:ln>
+                  </pic:spPr>
+                </pic:pic>
+              </a:graphicData>
+            </a:graphic>
+          </wp:inline>
+        </w:drawing>
+      </w:r>
+    </w:p>
+    <w:p>
+      <w:pPr>
+        <w:pBdr>
+          <w:top w:val="none" w:color="000000" w:sz="0" w:space="0"/>
+          <w:left w:val="none" w:color="000000" w:sz="0" w:space="0"/>
+          <w:bottom w:val="none" w:color="000000" w:sz="0" w:space="0"/>
+          <w:right w:val="none" w:color="000000" w:sz="0" w:space="0"/>
+        </w:pBdr>
+        <w:ind w:left="0" w:right="0" w:firstLine="0"/>
+        <w:jc w:val="center"/>
+        <w:rPr>
+          <w:rFonts w:hint="default"/>
+          <w:lang w:val="en-US"/>
+        </w:rPr>
+      </w:pPr>
+      <w:r>
+        <w:rPr>
+          <w:rFonts w:hint="default"/>
+          <w:lang w:val="ru-RU"/>
+        </w:rPr>
+        <w:t>Рисунок 14</w:t>
+      </w:r>
+      <w:r>
+        <w:rPr>
+          <w:rFonts w:hint="default"/>
+          <w:lang w:val="en-US"/>
+        </w:rPr>
+        <w:t xml:space="preserve">. </w:t>
+      </w:r>
+      <w:r>
+        <w:rPr>
+          <w:rFonts w:hint="default"/>
+          <w:lang w:val="ru-RU"/>
+        </w:rPr>
+        <w:t xml:space="preserve">заполняем в инспекторе </w:t>
+      </w:r>
+      <w:r>
+        <w:rPr>
+          <w:rFonts w:hint="default"/>
+          <w:lang w:val="en-US"/>
+        </w:rPr>
+        <w:t>Basic Ink Example.</w:t>
+      </w:r>
+    </w:p>
+    <w:p>
+      <w:pPr>
+        <w:pBdr>
+          <w:top w:val="none" w:color="000000" w:sz="0" w:space="0"/>
+          <w:left w:val="none" w:color="000000" w:sz="0" w:space="0"/>
+          <w:bottom w:val="none" w:color="000000" w:sz="0" w:space="0"/>
+          <w:right w:val="none" w:color="000000" w:sz="0" w:space="0"/>
+        </w:pBdr>
+        <w:ind w:left="0" w:right="0" w:firstLine="0"/>
+        <w:jc w:val="center"/>
+        <w:rPr>
+          <w:rFonts w:hint="default"/>
+          <w:lang w:val="en-US"/>
+        </w:rPr>
+      </w:pPr>
+    </w:p>
+    <w:p>
+      <w:pPr>
+        <w:pBdr>
+          <w:top w:val="none" w:color="000000" w:sz="0" w:space="0"/>
+          <w:left w:val="none" w:color="000000" w:sz="0" w:space="0"/>
+          <w:bottom w:val="none" w:color="000000" w:sz="0" w:space="0"/>
+          <w:right w:val="none" w:color="000000" w:sz="0" w:space="0"/>
+        </w:pBdr>
+        <w:ind w:left="0" w:right="0" w:firstLine="0"/>
+        <w:jc w:val="both"/>
+      </w:pPr>
+      <w:r>
+        <w:drawing>
+          <wp:inline distT="0" distB="0" distL="114300" distR="114300">
+            <wp:extent cx="5939155" cy="3839210"/>
+            <wp:effectExtent l="0" t="0" r="4445" b="1270"/>
+            <wp:docPr id="16" name="Изображение 13"/>
+            <wp:cNvGraphicFramePr>
+              <a:graphicFrameLocks xmlns:a="http://schemas.openxmlformats.org/drawingml/2006/main" noChangeAspect="1"/>
+            </wp:cNvGraphicFramePr>
+            <a:graphic xmlns:a="http://schemas.openxmlformats.org/drawingml/2006/main">
+              <a:graphicData uri="http://schemas.openxmlformats.org/drawingml/2006/picture">
+                <pic:pic xmlns:pic="http://schemas.openxmlformats.org/drawingml/2006/picture">
+                  <pic:nvPicPr>
+                    <pic:cNvPr id="16" name="Изображение 13"/>
+                    <pic:cNvPicPr>
+                      <a:picLocks noChangeAspect="1"/>
+                    </pic:cNvPicPr>
+                  </pic:nvPicPr>
+                  <pic:blipFill>
+                    <a:blip r:embed="rId20"/>
+                    <a:stretch>
+                      <a:fillRect/>
+                    </a:stretch>
+                  </pic:blipFill>
+                  <pic:spPr>
+                    <a:xfrm>
+                      <a:off x="0" y="0"/>
+                      <a:ext cx="5939155" cy="3839210"/>
+                    </a:xfrm>
+                    <a:prstGeom prst="rect">
+                      <a:avLst/>
+                    </a:prstGeom>
+                    <a:noFill/>
+                    <a:ln>
+                      <a:noFill/>
+                    </a:ln>
+                  </pic:spPr>
+                </pic:pic>
+              </a:graphicData>
+            </a:graphic>
+          </wp:inline>
+        </w:drawing>
+      </w:r>
+      <w:bookmarkStart w:id="0" w:name="_GoBack"/>
+      <w:bookmarkEnd w:id="0"/>
+    </w:p>
+    <w:p>
+      <w:pPr>
+        <w:pBdr>
+          <w:top w:val="none" w:color="000000" w:sz="0" w:space="0"/>
+          <w:left w:val="none" w:color="000000" w:sz="0" w:space="0"/>
+          <w:bottom w:val="none" w:color="000000" w:sz="0" w:space="0"/>
+          <w:right w:val="none" w:color="000000" w:sz="0" w:space="0"/>
+        </w:pBdr>
+        <w:ind w:left="0" w:right="0" w:firstLine="0"/>
+        <w:jc w:val="center"/>
+        <w:rPr>
+          <w:rFonts w:hint="default"/>
+          <w:lang w:val="en-US"/>
+        </w:rPr>
+      </w:pPr>
+      <w:r>
+        <w:rPr>
+          <w:rFonts w:hint="default"/>
+          <w:lang w:val="ru-RU"/>
+        </w:rPr>
+        <w:t xml:space="preserve">Рисунок </w:t>
+      </w:r>
+      <w:r>
+        <w:rPr>
+          <w:rFonts w:hint="default"/>
+          <w:lang w:val="en-US"/>
+        </w:rPr>
+        <w:t xml:space="preserve">15. </w:t>
+      </w:r>
+      <w:r>
+        <w:rPr>
+          <w:rFonts w:hint="default"/>
+          <w:lang w:val="ru-RU"/>
+        </w:rPr>
+        <w:t>Пример работы</w:t>
+      </w:r>
+      <w:r>
+        <w:rPr>
+          <w:rFonts w:hint="default"/>
+          <w:lang w:val="en-US"/>
+        </w:rPr>
+        <w:t>.</w:t>
+      </w:r>
+    </w:p>
+    <w:p>
+      <w:pPr>
+        <w:pBdr>
+          <w:top w:val="none" w:color="000000" w:sz="0" w:space="0"/>
+          <w:left w:val="none" w:color="000000" w:sz="0" w:space="0"/>
+          <w:bottom w:val="none" w:color="000000" w:sz="0" w:space="0"/>
+          <w:right w:val="none" w:color="000000" w:sz="0" w:space="0"/>
+        </w:pBdr>
+        <w:ind w:left="0" w:right="0" w:firstLine="0"/>
+        <w:jc w:val="center"/>
+        <w:rPr>
+          <w:rFonts w:hint="default"/>
+          <w:lang w:val="ru-RU"/>
         </w:rPr>
       </w:pPr>
     </w:p>

--- a/Статья инструменты генерации квестов для игровых миров.docx
+++ b/Статья инструменты генерации квестов для игровых миров.docx
@@ -2688,8 +2688,6 @@
           </wp:inline>
         </w:drawing>
       </w:r>
-      <w:bookmarkStart w:id="0" w:name="_GoBack"/>
-      <w:bookmarkEnd w:id="0"/>
     </w:p>
     <w:p>
       <w:pPr>
@@ -3259,6 +3257,10 @@
     </w:p>
     <w:p>
       <w:pPr>
+        <w:numPr>
+          <w:ilvl w:val="0"/>
+          <w:numId w:val="3"/>
+        </w:numPr>
         <w:pBdr>
           <w:top w:val="none" w:color="000000" w:sz="0" w:space="0"/>
           <w:left w:val="none" w:color="000000" w:sz="0" w:space="0"/>
@@ -3269,10 +3271,8 @@
         <w:rPr>
           <w:rFonts w:ascii="Arial" w:hAnsi="Arial" w:eastAsia="Arial" w:cs="Arial"/>
           <w:b/>
-          <w:bCs/>
-          <w:color w:val="000000"/>
-          <w:sz w:val="24"/>
-          <w:szCs w:val="24"/>
+          <w:color w:val="000000"/>
+          <w:sz w:val="30"/>
         </w:rPr>
       </w:pPr>
       <w:r>
@@ -3282,17 +3282,620 @@
           <w:color w:val="000000"/>
           <w:sz w:val="30"/>
         </w:rPr>
-        <w:t>3. Анализ инструмента LLM-Unity для генерации квестов</w:t>
-      </w:r>
-      <w:r>
+        <w:t>Анализ инструмента LLM-Unity для генерации квестов</w:t>
+      </w:r>
+    </w:p>
+    <w:p>
+      <w:pPr>
+        <w:numPr>
+          <w:ilvl w:val="1"/>
+          <w:numId w:val="3"/>
+        </w:numPr>
+        <w:pBdr>
+          <w:top w:val="none" w:color="000000" w:sz="0" w:space="0"/>
+          <w:left w:val="none" w:color="000000" w:sz="0" w:space="0"/>
+          <w:bottom w:val="none" w:color="000000" w:sz="0" w:space="0"/>
+          <w:right w:val="none" w:color="000000" w:sz="0" w:space="0"/>
+        </w:pBdr>
+        <w:ind w:leftChars="0" w:right="0" w:rightChars="0"/>
         <w:rPr>
           <w:rFonts w:ascii="Arial" w:hAnsi="Arial" w:eastAsia="Arial" w:cs="Arial"/>
           <w:b/>
           <w:color w:val="000000"/>
           <w:sz w:val="24"/>
         </w:rPr>
-        <w:t>3.1. Описание и установка</w:t>
-      </w:r>
+      </w:pPr>
+      <w:r>
+        <w:rPr>
+          <w:rFonts w:ascii="Arial" w:hAnsi="Arial" w:eastAsia="Arial" w:cs="Arial"/>
+          <w:b/>
+          <w:color w:val="000000"/>
+          <w:sz w:val="24"/>
+        </w:rPr>
+        <w:t>Описание и установка</w:t>
+      </w:r>
+    </w:p>
+    <w:p>
+      <w:pPr>
+        <w:numPr>
+          <w:numId w:val="0"/>
+        </w:numPr>
+        <w:pBdr>
+          <w:top w:val="none" w:color="000000" w:sz="0" w:space="0"/>
+          <w:left w:val="none" w:color="000000" w:sz="0" w:space="0"/>
+          <w:bottom w:val="none" w:color="000000" w:sz="0" w:space="0"/>
+          <w:right w:val="none" w:color="000000" w:sz="0" w:space="0"/>
+        </w:pBdr>
+        <w:ind w:leftChars="0" w:right="0" w:rightChars="0"/>
+      </w:pPr>
+      <w:r>
+        <w:drawing>
+          <wp:inline distT="0" distB="0" distL="114300" distR="114300">
+            <wp:extent cx="5935345" cy="2607310"/>
+            <wp:effectExtent l="0" t="0" r="8255" b="13970"/>
+            <wp:docPr id="11" name="Изображение 1"/>
+            <wp:cNvGraphicFramePr>
+              <a:graphicFrameLocks xmlns:a="http://schemas.openxmlformats.org/drawingml/2006/main" noChangeAspect="1"/>
+            </wp:cNvGraphicFramePr>
+            <a:graphic xmlns:a="http://schemas.openxmlformats.org/drawingml/2006/main">
+              <a:graphicData uri="http://schemas.openxmlformats.org/drawingml/2006/picture">
+                <pic:pic xmlns:pic="http://schemas.openxmlformats.org/drawingml/2006/picture">
+                  <pic:nvPicPr>
+                    <pic:cNvPr id="11" name="Изображение 1"/>
+                    <pic:cNvPicPr>
+                      <a:picLocks noChangeAspect="1"/>
+                    </pic:cNvPicPr>
+                  </pic:nvPicPr>
+                  <pic:blipFill>
+                    <a:blip r:embed="rId21"/>
+                    <a:stretch>
+                      <a:fillRect/>
+                    </a:stretch>
+                  </pic:blipFill>
+                  <pic:spPr>
+                    <a:xfrm>
+                      <a:off x="0" y="0"/>
+                      <a:ext cx="5935345" cy="2607310"/>
+                    </a:xfrm>
+                    <a:prstGeom prst="rect">
+                      <a:avLst/>
+                    </a:prstGeom>
+                    <a:noFill/>
+                    <a:ln>
+                      <a:noFill/>
+                    </a:ln>
+                  </pic:spPr>
+                </pic:pic>
+              </a:graphicData>
+            </a:graphic>
+          </wp:inline>
+        </w:drawing>
+      </w:r>
+    </w:p>
+    <w:p>
+      <w:pPr>
+        <w:numPr>
+          <w:numId w:val="0"/>
+        </w:numPr>
+        <w:pBdr>
+          <w:top w:val="none" w:color="000000" w:sz="0" w:space="0"/>
+          <w:left w:val="none" w:color="000000" w:sz="0" w:space="0"/>
+          <w:bottom w:val="none" w:color="000000" w:sz="0" w:space="0"/>
+          <w:right w:val="none" w:color="000000" w:sz="0" w:space="0"/>
+        </w:pBdr>
+        <w:ind w:leftChars="0" w:right="0" w:rightChars="0"/>
+        <w:jc w:val="center"/>
+        <w:rPr>
+          <w:rFonts w:hint="default"/>
+          <w:lang w:val="en-US"/>
+        </w:rPr>
+      </w:pPr>
+      <w:r>
+        <w:rPr>
+          <w:lang w:val="ru-RU"/>
+        </w:rPr>
+        <w:t>Рисунок</w:t>
+      </w:r>
+      <w:r>
+        <w:rPr>
+          <w:rFonts w:hint="default"/>
+          <w:lang w:val="ru-RU"/>
+        </w:rPr>
+        <w:t xml:space="preserve"> 16</w:t>
+      </w:r>
+      <w:r>
+        <w:rPr>
+          <w:rFonts w:hint="default"/>
+          <w:lang w:val="en-US"/>
+        </w:rPr>
+        <w:t xml:space="preserve">. </w:t>
+      </w:r>
+      <w:r>
+        <w:rPr>
+          <w:rFonts w:hint="default"/>
+          <w:lang w:val="ru-RU"/>
+        </w:rPr>
+        <w:t xml:space="preserve">Добавляем пакет с </w:t>
+      </w:r>
+      <w:r>
+        <w:rPr>
+          <w:rFonts w:hint="default"/>
+          <w:lang w:val="en-US"/>
+        </w:rPr>
+        <w:t>Unity-LLM</w:t>
+      </w:r>
+      <w:r>
+        <w:rPr>
+          <w:rFonts w:hint="default"/>
+          <w:lang w:val="ru-RU"/>
+        </w:rPr>
+        <w:t xml:space="preserve"> в проект</w:t>
+      </w:r>
+      <w:r>
+        <w:rPr>
+          <w:rFonts w:hint="default"/>
+          <w:lang w:val="en-US"/>
+        </w:rPr>
+        <w:t>.</w:t>
+      </w:r>
+    </w:p>
+    <w:p>
+      <w:pPr>
+        <w:numPr>
+          <w:numId w:val="0"/>
+        </w:numPr>
+        <w:pBdr>
+          <w:top w:val="none" w:color="000000" w:sz="0" w:space="0"/>
+          <w:left w:val="none" w:color="000000" w:sz="0" w:space="0"/>
+          <w:bottom w:val="none" w:color="000000" w:sz="0" w:space="0"/>
+          <w:right w:val="none" w:color="000000" w:sz="0" w:space="0"/>
+        </w:pBdr>
+        <w:ind w:leftChars="0" w:right="0" w:rightChars="0"/>
+        <w:jc w:val="center"/>
+      </w:pPr>
+      <w:r>
+        <w:drawing>
+          <wp:inline distT="0" distB="0" distL="114300" distR="114300">
+            <wp:extent cx="5844540" cy="2971800"/>
+            <wp:effectExtent l="0" t="0" r="7620" b="0"/>
+            <wp:docPr id="17" name="Изображение 2"/>
+            <wp:cNvGraphicFramePr>
+              <a:graphicFrameLocks xmlns:a="http://schemas.openxmlformats.org/drawingml/2006/main" noChangeAspect="1"/>
+            </wp:cNvGraphicFramePr>
+            <a:graphic xmlns:a="http://schemas.openxmlformats.org/drawingml/2006/main">
+              <a:graphicData uri="http://schemas.openxmlformats.org/drawingml/2006/picture">
+                <pic:pic xmlns:pic="http://schemas.openxmlformats.org/drawingml/2006/picture">
+                  <pic:nvPicPr>
+                    <pic:cNvPr id="17" name="Изображение 2"/>
+                    <pic:cNvPicPr>
+                      <a:picLocks noChangeAspect="1"/>
+                    </pic:cNvPicPr>
+                  </pic:nvPicPr>
+                  <pic:blipFill>
+                    <a:blip r:embed="rId22"/>
+                    <a:stretch>
+                      <a:fillRect/>
+                    </a:stretch>
+                  </pic:blipFill>
+                  <pic:spPr>
+                    <a:xfrm>
+                      <a:off x="0" y="0"/>
+                      <a:ext cx="5844540" cy="2971800"/>
+                    </a:xfrm>
+                    <a:prstGeom prst="rect">
+                      <a:avLst/>
+                    </a:prstGeom>
+                    <a:noFill/>
+                    <a:ln>
+                      <a:noFill/>
+                    </a:ln>
+                  </pic:spPr>
+                </pic:pic>
+              </a:graphicData>
+            </a:graphic>
+          </wp:inline>
+        </w:drawing>
+      </w:r>
+    </w:p>
+    <w:p>
+      <w:pPr>
+        <w:numPr>
+          <w:numId w:val="0"/>
+        </w:numPr>
+        <w:pBdr>
+          <w:top w:val="none" w:color="000000" w:sz="0" w:space="0"/>
+          <w:left w:val="none" w:color="000000" w:sz="0" w:space="0"/>
+          <w:bottom w:val="none" w:color="000000" w:sz="0" w:space="0"/>
+          <w:right w:val="none" w:color="000000" w:sz="0" w:space="0"/>
+        </w:pBdr>
+        <w:ind w:leftChars="0" w:right="0" w:rightChars="0"/>
+        <w:jc w:val="center"/>
+        <w:rPr>
+          <w:rFonts w:hint="default"/>
+          <w:lang w:val="en-US"/>
+        </w:rPr>
+      </w:pPr>
+      <w:r>
+        <w:rPr>
+          <w:rFonts w:hint="default"/>
+          <w:lang w:val="ru-RU"/>
+        </w:rPr>
+        <w:t>Рисунок 17</w:t>
+      </w:r>
+      <w:r>
+        <w:rPr>
+          <w:rFonts w:hint="default"/>
+          <w:lang w:val="en-US"/>
+        </w:rPr>
+        <w:t xml:space="preserve">. </w:t>
+      </w:r>
+      <w:r>
+        <w:rPr>
+          <w:rFonts w:hint="default"/>
+          <w:lang w:val="ru-RU"/>
+        </w:rPr>
+        <w:t xml:space="preserve">Импортируем файлы для </w:t>
+      </w:r>
+      <w:r>
+        <w:rPr>
+          <w:rFonts w:hint="default"/>
+          <w:lang w:val="en-US"/>
+        </w:rPr>
+        <w:t>Unity-LLM</w:t>
+      </w:r>
+      <w:r>
+        <w:rPr>
+          <w:rFonts w:hint="default"/>
+          <w:lang w:val="ru-RU"/>
+        </w:rPr>
+        <w:t xml:space="preserve"> в проект</w:t>
+      </w:r>
+      <w:r>
+        <w:rPr>
+          <w:rFonts w:hint="default"/>
+          <w:lang w:val="en-US"/>
+        </w:rPr>
+        <w:t>.</w:t>
+      </w:r>
+    </w:p>
+    <w:p>
+      <w:pPr>
+        <w:numPr>
+          <w:numId w:val="0"/>
+        </w:numPr>
+        <w:pBdr>
+          <w:top w:val="none" w:color="000000" w:sz="0" w:space="0"/>
+          <w:left w:val="none" w:color="000000" w:sz="0" w:space="0"/>
+          <w:bottom w:val="none" w:color="000000" w:sz="0" w:space="0"/>
+          <w:right w:val="none" w:color="000000" w:sz="0" w:space="0"/>
+        </w:pBdr>
+        <w:ind w:leftChars="0" w:right="0" w:rightChars="0"/>
+        <w:jc w:val="center"/>
+      </w:pPr>
+      <w:r>
+        <w:drawing>
+          <wp:inline distT="0" distB="0" distL="114300" distR="114300">
+            <wp:extent cx="3253740" cy="5455920"/>
+            <wp:effectExtent l="0" t="0" r="7620" b="0"/>
+            <wp:docPr id="18" name="Изображение 3"/>
+            <wp:cNvGraphicFramePr>
+              <a:graphicFrameLocks xmlns:a="http://schemas.openxmlformats.org/drawingml/2006/main" noChangeAspect="1"/>
+            </wp:cNvGraphicFramePr>
+            <a:graphic xmlns:a="http://schemas.openxmlformats.org/drawingml/2006/main">
+              <a:graphicData uri="http://schemas.openxmlformats.org/drawingml/2006/picture">
+                <pic:pic xmlns:pic="http://schemas.openxmlformats.org/drawingml/2006/picture">
+                  <pic:nvPicPr>
+                    <pic:cNvPr id="18" name="Изображение 3"/>
+                    <pic:cNvPicPr>
+                      <a:picLocks noChangeAspect="1"/>
+                    </pic:cNvPicPr>
+                  </pic:nvPicPr>
+                  <pic:blipFill>
+                    <a:blip r:embed="rId23"/>
+                    <a:stretch>
+                      <a:fillRect/>
+                    </a:stretch>
+                  </pic:blipFill>
+                  <pic:spPr>
+                    <a:xfrm>
+                      <a:off x="0" y="0"/>
+                      <a:ext cx="3253740" cy="5455920"/>
+                    </a:xfrm>
+                    <a:prstGeom prst="rect">
+                      <a:avLst/>
+                    </a:prstGeom>
+                    <a:noFill/>
+                    <a:ln>
+                      <a:noFill/>
+                    </a:ln>
+                  </pic:spPr>
+                </pic:pic>
+              </a:graphicData>
+            </a:graphic>
+          </wp:inline>
+        </w:drawing>
+      </w:r>
+    </w:p>
+    <w:p>
+      <w:pPr>
+        <w:numPr>
+          <w:numId w:val="0"/>
+        </w:numPr>
+        <w:pBdr>
+          <w:top w:val="none" w:color="000000" w:sz="0" w:space="0"/>
+          <w:left w:val="none" w:color="000000" w:sz="0" w:space="0"/>
+          <w:bottom w:val="none" w:color="000000" w:sz="0" w:space="0"/>
+          <w:right w:val="none" w:color="000000" w:sz="0" w:space="0"/>
+        </w:pBdr>
+        <w:ind w:leftChars="0" w:right="0" w:rightChars="0"/>
+        <w:jc w:val="center"/>
+        <w:rPr>
+          <w:rFonts w:hint="default"/>
+          <w:lang w:val="en-US"/>
+        </w:rPr>
+      </w:pPr>
+      <w:r>
+        <w:rPr>
+          <w:rFonts w:hint="default"/>
+          <w:lang w:val="ru-RU"/>
+        </w:rPr>
+        <w:t>Рисунок 18</w:t>
+      </w:r>
+      <w:r>
+        <w:rPr>
+          <w:rFonts w:hint="default"/>
+          <w:lang w:val="en-US"/>
+        </w:rPr>
+        <w:t xml:space="preserve">. </w:t>
+      </w:r>
+      <w:r>
+        <w:rPr>
+          <w:rFonts w:hint="default"/>
+          <w:lang w:val="ru-RU"/>
+        </w:rPr>
+        <w:t xml:space="preserve">Выбор необходимых компонентов для работы </w:t>
+      </w:r>
+      <w:r>
+        <w:rPr>
+          <w:rFonts w:hint="default"/>
+          <w:lang w:val="en-US"/>
+        </w:rPr>
+        <w:t>Unity-LLM.</w:t>
+      </w:r>
+    </w:p>
+    <w:p>
+      <w:pPr>
+        <w:numPr>
+          <w:numId w:val="0"/>
+        </w:numPr>
+        <w:pBdr>
+          <w:top w:val="none" w:color="000000" w:sz="0" w:space="0"/>
+          <w:left w:val="none" w:color="000000" w:sz="0" w:space="0"/>
+          <w:bottom w:val="none" w:color="000000" w:sz="0" w:space="0"/>
+          <w:right w:val="none" w:color="000000" w:sz="0" w:space="0"/>
+        </w:pBdr>
+        <w:ind w:leftChars="0" w:right="0" w:rightChars="0"/>
+        <w:jc w:val="center"/>
+      </w:pPr>
+      <w:r>
+        <w:drawing>
+          <wp:inline distT="0" distB="0" distL="114300" distR="114300">
+            <wp:extent cx="4434840" cy="739140"/>
+            <wp:effectExtent l="0" t="0" r="0" b="7620"/>
+            <wp:docPr id="19" name="Изображение 4"/>
+            <wp:cNvGraphicFramePr>
+              <a:graphicFrameLocks xmlns:a="http://schemas.openxmlformats.org/drawingml/2006/main" noChangeAspect="1"/>
+            </wp:cNvGraphicFramePr>
+            <a:graphic xmlns:a="http://schemas.openxmlformats.org/drawingml/2006/main">
+              <a:graphicData uri="http://schemas.openxmlformats.org/drawingml/2006/picture">
+                <pic:pic xmlns:pic="http://schemas.openxmlformats.org/drawingml/2006/picture">
+                  <pic:nvPicPr>
+                    <pic:cNvPr id="19" name="Изображение 4"/>
+                    <pic:cNvPicPr>
+                      <a:picLocks noChangeAspect="1"/>
+                    </pic:cNvPicPr>
+                  </pic:nvPicPr>
+                  <pic:blipFill>
+                    <a:blip r:embed="rId24"/>
+                    <a:stretch>
+                      <a:fillRect/>
+                    </a:stretch>
+                  </pic:blipFill>
+                  <pic:spPr>
+                    <a:xfrm>
+                      <a:off x="0" y="0"/>
+                      <a:ext cx="4434840" cy="739140"/>
+                    </a:xfrm>
+                    <a:prstGeom prst="rect">
+                      <a:avLst/>
+                    </a:prstGeom>
+                    <a:noFill/>
+                    <a:ln>
+                      <a:noFill/>
+                    </a:ln>
+                  </pic:spPr>
+                </pic:pic>
+              </a:graphicData>
+            </a:graphic>
+          </wp:inline>
+        </w:drawing>
+      </w:r>
+    </w:p>
+    <w:p>
+      <w:pPr>
+        <w:numPr>
+          <w:ilvl w:val="0"/>
+          <w:numId w:val="0"/>
+        </w:numPr>
+        <w:pBdr>
+          <w:top w:val="none" w:color="000000" w:sz="0" w:space="0"/>
+          <w:left w:val="none" w:color="000000" w:sz="0" w:space="0"/>
+          <w:bottom w:val="none" w:color="000000" w:sz="0" w:space="0"/>
+          <w:right w:val="none" w:color="000000" w:sz="0" w:space="0"/>
+        </w:pBdr>
+        <w:ind w:leftChars="0" w:right="0" w:rightChars="0"/>
+        <w:jc w:val="center"/>
+        <w:rPr>
+          <w:rFonts w:hint="default"/>
+          <w:lang w:val="en-US"/>
+        </w:rPr>
+      </w:pPr>
+      <w:r>
+        <w:rPr>
+          <w:rFonts w:hint="default"/>
+          <w:lang w:val="ru-RU"/>
+        </w:rPr>
+        <w:t>Рисунок 1</w:t>
+      </w:r>
+      <w:r>
+        <w:rPr>
+          <w:rFonts w:hint="default"/>
+          <w:lang w:val="en-US"/>
+        </w:rPr>
+        <w:t xml:space="preserve">9. </w:t>
+      </w:r>
+      <w:r>
+        <w:rPr>
+          <w:rFonts w:hint="default"/>
+          <w:lang w:val="ru-RU"/>
+        </w:rPr>
+        <w:t xml:space="preserve">Ждем полной установки всех компонентов </w:t>
+      </w:r>
+      <w:r>
+        <w:rPr>
+          <w:rFonts w:hint="default"/>
+          <w:lang w:val="en-US"/>
+        </w:rPr>
+        <w:t>Unity-LLM.</w:t>
+      </w:r>
+    </w:p>
+    <w:p>
+      <w:pPr>
+        <w:numPr>
+          <w:ilvl w:val="0"/>
+          <w:numId w:val="0"/>
+        </w:numPr>
+        <w:pBdr>
+          <w:top w:val="none" w:color="000000" w:sz="0" w:space="0"/>
+          <w:left w:val="none" w:color="000000" w:sz="0" w:space="0"/>
+          <w:bottom w:val="none" w:color="000000" w:sz="0" w:space="0"/>
+          <w:right w:val="none" w:color="000000" w:sz="0" w:space="0"/>
+        </w:pBdr>
+        <w:ind w:leftChars="0" w:right="0" w:rightChars="0"/>
+        <w:jc w:val="center"/>
+      </w:pPr>
+      <w:r>
+        <w:drawing>
+          <wp:inline distT="0" distB="0" distL="114300" distR="114300">
+            <wp:extent cx="5158105" cy="1725930"/>
+            <wp:effectExtent l="0" t="0" r="8255" b="11430"/>
+            <wp:docPr id="20" name="Изображение 5"/>
+            <wp:cNvGraphicFramePr>
+              <a:graphicFrameLocks xmlns:a="http://schemas.openxmlformats.org/drawingml/2006/main" noChangeAspect="1"/>
+            </wp:cNvGraphicFramePr>
+            <a:graphic xmlns:a="http://schemas.openxmlformats.org/drawingml/2006/main">
+              <a:graphicData uri="http://schemas.openxmlformats.org/drawingml/2006/picture">
+                <pic:pic xmlns:pic="http://schemas.openxmlformats.org/drawingml/2006/picture">
+                  <pic:nvPicPr>
+                    <pic:cNvPr id="20" name="Изображение 5"/>
+                    <pic:cNvPicPr>
+                      <a:picLocks noChangeAspect="1"/>
+                    </pic:cNvPicPr>
+                  </pic:nvPicPr>
+                  <pic:blipFill>
+                    <a:blip r:embed="rId25"/>
+                    <a:stretch>
+                      <a:fillRect/>
+                    </a:stretch>
+                  </pic:blipFill>
+                  <pic:spPr>
+                    <a:xfrm>
+                      <a:off x="0" y="0"/>
+                      <a:ext cx="5158105" cy="1725930"/>
+                    </a:xfrm>
+                    <a:prstGeom prst="rect">
+                      <a:avLst/>
+                    </a:prstGeom>
+                    <a:noFill/>
+                    <a:ln>
+                      <a:noFill/>
+                    </a:ln>
+                  </pic:spPr>
+                </pic:pic>
+              </a:graphicData>
+            </a:graphic>
+          </wp:inline>
+        </w:drawing>
+      </w:r>
+    </w:p>
+    <w:p>
+      <w:pPr>
+        <w:numPr>
+          <w:ilvl w:val="0"/>
+          <w:numId w:val="0"/>
+        </w:numPr>
+        <w:pBdr>
+          <w:top w:val="none" w:color="000000" w:sz="0" w:space="0"/>
+          <w:left w:val="none" w:color="000000" w:sz="0" w:space="0"/>
+          <w:bottom w:val="none" w:color="000000" w:sz="0" w:space="0"/>
+          <w:right w:val="none" w:color="000000" w:sz="0" w:space="0"/>
+        </w:pBdr>
+        <w:ind w:leftChars="0" w:right="0" w:rightChars="0"/>
+        <w:jc w:val="center"/>
+        <w:rPr>
+          <w:rFonts w:hint="default"/>
+          <w:lang w:val="en-US"/>
+        </w:rPr>
+      </w:pPr>
+      <w:r>
+        <w:rPr>
+          <w:rFonts w:hint="default"/>
+          <w:lang w:val="ru-RU"/>
+        </w:rPr>
+        <w:t>Рисунок 20</w:t>
+      </w:r>
+      <w:r>
+        <w:rPr>
+          <w:rFonts w:hint="default"/>
+          <w:lang w:val="en-US"/>
+        </w:rPr>
+        <w:t xml:space="preserve">. </w:t>
+      </w:r>
+      <w:r>
+        <w:rPr>
+          <w:rFonts w:hint="default"/>
+          <w:lang w:val="ru-RU"/>
+        </w:rPr>
+        <w:t xml:space="preserve">Установленные компоненты </w:t>
+      </w:r>
+      <w:r>
+        <w:rPr>
+          <w:rFonts w:hint="default"/>
+          <w:lang w:val="en-US"/>
+        </w:rPr>
+        <w:t>Unity-LLM.</w:t>
+      </w:r>
+      <w:bookmarkStart w:id="0" w:name="_GoBack"/>
+      <w:bookmarkEnd w:id="0"/>
+    </w:p>
+    <w:p>
+      <w:pPr>
+        <w:numPr>
+          <w:numId w:val="0"/>
+        </w:numPr>
+        <w:pBdr>
+          <w:top w:val="none" w:color="000000" w:sz="0" w:space="0"/>
+          <w:left w:val="none" w:color="000000" w:sz="0" w:space="0"/>
+          <w:bottom w:val="none" w:color="000000" w:sz="0" w:space="0"/>
+          <w:right w:val="none" w:color="000000" w:sz="0" w:space="0"/>
+        </w:pBdr>
+        <w:ind w:leftChars="0" w:right="0" w:rightChars="0"/>
+        <w:jc w:val="center"/>
+        <w:rPr>
+          <w:rFonts w:hint="default"/>
+          <w:lang w:val="en-US"/>
+        </w:rPr>
+      </w:pPr>
     </w:p>
     <w:p>
       <w:pPr>
@@ -4411,6 +5014,122 @@
 <file path=word/numbering.xml><?xml version="1.0" encoding="utf-8"?>
 <w:numbering xmlns:wpc="http://schemas.microsoft.com/office/word/2010/wordprocessingCanvas" xmlns:mc="http://schemas.openxmlformats.org/markup-compatibility/2006" xmlns:o="urn:schemas-microsoft-com:office:office" xmlns:r="http://schemas.openxmlformats.org/officeDocument/2006/relationships" xmlns:m="http://schemas.openxmlformats.org/officeDocument/2006/math" xmlns:v="urn:schemas-microsoft-com:vml" xmlns:wp14="http://schemas.microsoft.com/office/word/2010/wordprocessingDrawing" xmlns:wp="http://schemas.openxmlformats.org/drawingml/2006/wordprocessingDrawing" xmlns:w10="urn:schemas-microsoft-com:office:word" xmlns:w="http://schemas.openxmlformats.org/wordprocessingml/2006/main" xmlns:w14="http://schemas.microsoft.com/office/word/2010/wordml" xmlns:wpg="http://schemas.microsoft.com/office/word/2010/wordprocessingGroup" xmlns:wpi="http://schemas.microsoft.com/office/word/2010/wordprocessingInk" xmlns:wne="http://schemas.microsoft.com/office/word/2006/wordml" xmlns:wps="http://schemas.microsoft.com/office/word/2010/wordprocessingShape" xmlns:wpsCustomData="http://www.wps.cn/officeDocument/2013/wpsCustomData" mc:Ignorable="w14 wp14">
   <w:abstractNum w:abstractNumId="0">
+    <w:nsid w:val="9B4346CD"/>
+    <w:multiLevelType w:val="multilevel"/>
+    <w:tmpl w:val="9B4346CD"/>
+    <w:lvl w:ilvl="0" w:tentative="0">
+      <w:start w:val="3"/>
+      <w:numFmt w:val="decimal"/>
+      <w:suff w:val="space"/>
+      <w:lvlText w:val="%1."/>
+      <w:lvlJc w:val="left"/>
+    </w:lvl>
+    <w:lvl w:ilvl="1" w:tentative="0">
+      <w:start w:val="1"/>
+      <w:numFmt w:val="decimal"/>
+      <w:suff w:val="space"/>
+      <w:lvlText w:val="%1.%2."/>
+      <w:lvlJc w:val="left"/>
+      <w:pPr>
+        <w:ind w:left="0" w:leftChars="0" w:firstLine="0" w:firstLineChars="0"/>
+      </w:pPr>
+      <w:rPr>
+        <w:rFonts w:hint="default"/>
+      </w:rPr>
+    </w:lvl>
+    <w:lvl w:ilvl="2" w:tentative="0">
+      <w:start w:val="1"/>
+      <w:numFmt w:val="decimal"/>
+      <w:suff w:val="space"/>
+      <w:lvlText w:val="%1.%2.%3."/>
+      <w:lvlJc w:val="left"/>
+      <w:pPr>
+        <w:ind w:left="0" w:leftChars="0" w:firstLine="0" w:firstLineChars="0"/>
+      </w:pPr>
+      <w:rPr>
+        <w:rFonts w:hint="default"/>
+      </w:rPr>
+    </w:lvl>
+    <w:lvl w:ilvl="3" w:tentative="0">
+      <w:start w:val="1"/>
+      <w:numFmt w:val="decimal"/>
+      <w:suff w:val="space"/>
+      <w:lvlText w:val="%1.%2.%3.%4."/>
+      <w:lvlJc w:val="left"/>
+      <w:pPr>
+        <w:ind w:left="0" w:leftChars="0" w:firstLine="0" w:firstLineChars="0"/>
+      </w:pPr>
+      <w:rPr>
+        <w:rFonts w:hint="default"/>
+      </w:rPr>
+    </w:lvl>
+    <w:lvl w:ilvl="4" w:tentative="0">
+      <w:start w:val="1"/>
+      <w:numFmt w:val="decimal"/>
+      <w:suff w:val="space"/>
+      <w:lvlText w:val="%1.%2.%3.%4.%5."/>
+      <w:lvlJc w:val="left"/>
+      <w:pPr>
+        <w:ind w:left="0" w:leftChars="0" w:firstLine="0" w:firstLineChars="0"/>
+      </w:pPr>
+      <w:rPr>
+        <w:rFonts w:hint="default"/>
+      </w:rPr>
+    </w:lvl>
+    <w:lvl w:ilvl="5" w:tentative="0">
+      <w:start w:val="1"/>
+      <w:numFmt w:val="decimal"/>
+      <w:suff w:val="space"/>
+      <w:lvlText w:val="%1.%2.%3.%4.%5.%6."/>
+      <w:lvlJc w:val="left"/>
+      <w:pPr>
+        <w:ind w:left="0" w:leftChars="0" w:firstLine="0" w:firstLineChars="0"/>
+      </w:pPr>
+      <w:rPr>
+        <w:rFonts w:hint="default"/>
+      </w:rPr>
+    </w:lvl>
+    <w:lvl w:ilvl="6" w:tentative="0">
+      <w:start w:val="1"/>
+      <w:numFmt w:val="decimal"/>
+      <w:suff w:val="space"/>
+      <w:lvlText w:val="%1.%2.%3.%4.%5.%6.%7."/>
+      <w:lvlJc w:val="left"/>
+      <w:pPr>
+        <w:ind w:left="0" w:leftChars="0" w:firstLine="0" w:firstLineChars="0"/>
+      </w:pPr>
+      <w:rPr>
+        <w:rFonts w:hint="default"/>
+      </w:rPr>
+    </w:lvl>
+    <w:lvl w:ilvl="7" w:tentative="0">
+      <w:start w:val="1"/>
+      <w:numFmt w:val="decimal"/>
+      <w:suff w:val="space"/>
+      <w:lvlText w:val="%1.%2.%3.%4.%5.%6.%7.%8."/>
+      <w:lvlJc w:val="left"/>
+      <w:pPr>
+        <w:ind w:left="0" w:leftChars="0" w:firstLine="0" w:firstLineChars="0"/>
+      </w:pPr>
+      <w:rPr>
+        <w:rFonts w:hint="default"/>
+      </w:rPr>
+    </w:lvl>
+    <w:lvl w:ilvl="8" w:tentative="0">
+      <w:start w:val="1"/>
+      <w:numFmt w:val="decimal"/>
+      <w:suff w:val="space"/>
+      <w:lvlText w:val="%1.%2.%3.%4.%5.%6.%7.%8.%9."/>
+      <w:lvlJc w:val="left"/>
+      <w:pPr>
+        <w:ind w:left="0" w:leftChars="0" w:firstLine="0" w:firstLineChars="0"/>
+      </w:pPr>
+      <w:rPr>
+        <w:rFonts w:hint="default"/>
+      </w:rPr>
+    </w:lvl>
+  </w:abstractNum>
+  <w:abstractNum w:abstractNumId="1">
     <w:nsid w:val="CF092B84"/>
     <w:multiLevelType w:val="multilevel"/>
     <w:tmpl w:val="CF092B84"/>
@@ -4541,7 +5260,7 @@
       </w:rPr>
     </w:lvl>
   </w:abstractNum>
-  <w:abstractNum w:abstractNumId="1">
+  <w:abstractNum w:abstractNumId="2">
     <w:nsid w:val="0053208E"/>
     <w:multiLevelType w:val="multilevel"/>
     <w:tmpl w:val="0053208E"/>
@@ -4673,9 +5392,12 @@
     </w:lvl>
   </w:abstractNum>
   <w:num w:numId="1">
+    <w:abstractNumId w:val="2"/>
+  </w:num>
+  <w:num w:numId="2">
     <w:abstractNumId w:val="1"/>
   </w:num>
-  <w:num w:numId="2">
+  <w:num w:numId="3">
     <w:abstractNumId w:val="0"/>
   </w:num>
 </w:numbering>
@@ -4712,12 +5434,12 @@
     <w:lsdException w:uiPriority="99" w:name="index 8"/>
     <w:lsdException w:uiPriority="99" w:name="index 9"/>
     <w:lsdException w:uiPriority="39" w:semiHidden="0" w:name="toc 1"/>
-    <w:lsdException w:uiPriority="39" w:semiHidden="0" w:name="toc 2"/>
+    <w:lsdException w:qFormat="1" w:uiPriority="39" w:semiHidden="0" w:name="toc 2"/>
     <w:lsdException w:uiPriority="39" w:semiHidden="0" w:name="toc 3"/>
     <w:lsdException w:uiPriority="39" w:semiHidden="0" w:name="toc 4"/>
     <w:lsdException w:uiPriority="39" w:semiHidden="0" w:name="toc 5"/>
-    <w:lsdException w:uiPriority="39" w:semiHidden="0" w:name="toc 6"/>
-    <w:lsdException w:uiPriority="39" w:semiHidden="0" w:name="toc 7"/>
+    <w:lsdException w:qFormat="1" w:uiPriority="39" w:semiHidden="0" w:name="toc 6"/>
+    <w:lsdException w:qFormat="1" w:uiPriority="39" w:semiHidden="0" w:name="toc 7"/>
     <w:lsdException w:uiPriority="39" w:semiHidden="0" w:name="toc 8"/>
     <w:lsdException w:uiPriority="39" w:semiHidden="0" w:name="toc 9"/>
     <w:lsdException w:uiPriority="99" w:name="Normal Indent"/>
@@ -4777,7 +5499,7 @@
     <w:lsdException w:uiPriority="99" w:name="Body Text Indent 2"/>
     <w:lsdException w:uiPriority="99" w:name="Body Text Indent 3"/>
     <w:lsdException w:uiPriority="99" w:name="Block Text"/>
-    <w:lsdException w:uiPriority="99" w:semiHidden="0" w:name="Hyperlink"/>
+    <w:lsdException w:qFormat="1" w:uiPriority="99" w:semiHidden="0" w:name="Hyperlink"/>
     <w:lsdException w:uiPriority="99" w:name="FollowedHyperlink"/>
     <w:lsdException w:qFormat="1" w:unhideWhenUsed="0" w:uiPriority="22" w:semiHidden="0" w:name="Strong"/>
     <w:lsdException w:qFormat="1" w:unhideWhenUsed="0" w:uiPriority="20" w:semiHidden="0" w:name="Emphasis"/>
@@ -5093,6 +5815,7 @@
   <w:style w:type="character" w:styleId="15">
     <w:name w:val="Hyperlink"/>
     <w:unhideWhenUsed/>
+    <w:qFormat/>
     <w:uiPriority w:val="99"/>
     <w:rPr>
       <w:color w:val="0563C1" w:themeColor="hyperlink"/>
@@ -5199,6 +5922,7 @@
     <w:basedOn w:val="1"/>
     <w:next w:val="1"/>
     <w:unhideWhenUsed/>
+    <w:qFormat/>
     <w:uiPriority w:val="39"/>
     <w:pPr>
       <w:spacing w:after="57"/>
@@ -5221,6 +5945,7 @@
     <w:basedOn w:val="1"/>
     <w:next w:val="1"/>
     <w:unhideWhenUsed/>
+    <w:qFormat/>
     <w:uiPriority w:val="39"/>
     <w:pPr>
       <w:spacing w:after="57"/>
@@ -5253,6 +5978,7 @@
     <w:basedOn w:val="1"/>
     <w:next w:val="1"/>
     <w:unhideWhenUsed/>
+    <w:qFormat/>
     <w:uiPriority w:val="39"/>
     <w:pPr>
       <w:spacing w:after="57"/>
@@ -5741,7 +6467,6 @@
     <w:pPr>
       <w:spacing w:after="0" w:line="240" w:lineRule="auto"/>
     </w:pPr>
-    <w:tblPr/>
     <w:tblStylePr w:type="firstRow">
       <w:rPr>
         <w:b/>
@@ -5814,7 +6539,6 @@
     <w:pPr>
       <w:spacing w:after="0" w:line="240" w:lineRule="auto"/>
     </w:pPr>
-    <w:tblPr/>
     <w:tblStylePr w:type="firstRow">
       <w:rPr>
         <w:b/>
@@ -5867,7 +6591,6 @@
     <w:pPr>
       <w:spacing w:after="0" w:line="240" w:lineRule="auto"/>
     </w:pPr>
-    <w:tblPr/>
     <w:tblStylePr w:type="firstRow">
       <w:rPr>
         <w:i/>
@@ -10411,7 +11134,6 @@
     <w:pPr>
       <w:spacing w:after="0" w:line="240" w:lineRule="auto"/>
     </w:pPr>
-    <w:tblPr/>
     <w:tblStylePr w:type="firstRow">
       <w:rPr>
         <w:b/>
@@ -10470,7 +11192,6 @@
     <w:pPr>
       <w:spacing w:after="0" w:line="240" w:lineRule="auto"/>
     </w:pPr>
-    <w:tblPr/>
     <w:tblStylePr w:type="firstRow">
       <w:rPr>
         <w:b/>
@@ -10529,7 +11250,6 @@
     <w:pPr>
       <w:spacing w:after="0" w:line="240" w:lineRule="auto"/>
     </w:pPr>
-    <w:tblPr/>
     <w:tblStylePr w:type="firstRow">
       <w:rPr>
         <w:b/>
@@ -10588,7 +11308,6 @@
     <w:pPr>
       <w:spacing w:after="0" w:line="240" w:lineRule="auto"/>
     </w:pPr>
-    <w:tblPr/>
     <w:tblStylePr w:type="firstRow">
       <w:rPr>
         <w:b/>
@@ -10647,7 +11366,6 @@
     <w:pPr>
       <w:spacing w:after="0" w:line="240" w:lineRule="auto"/>
     </w:pPr>
-    <w:tblPr/>
     <w:tblStylePr w:type="firstRow">
       <w:rPr>
         <w:b/>
@@ -10706,7 +11424,6 @@
     <w:pPr>
       <w:spacing w:after="0" w:line="240" w:lineRule="auto"/>
     </w:pPr>
-    <w:tblPr/>
     <w:tblStylePr w:type="firstRow">
       <w:rPr>
         <w:b/>
@@ -10765,7 +11482,6 @@
     <w:pPr>
       <w:spacing w:after="0" w:line="240" w:lineRule="auto"/>
     </w:pPr>
-    <w:tblPr/>
     <w:tblStylePr w:type="firstRow">
       <w:rPr>
         <w:b/>
@@ -14934,7 +15650,6 @@
     <w:rPr>
       <w:color w:val="404040"/>
     </w:rPr>
-    <w:tblPr/>
     <w:tblStylePr w:type="firstRow">
       <w:rPr>
         <w:rFonts w:ascii="Arial" w:hAnsi="Arial"/>
@@ -15020,7 +15735,6 @@
     <w:rPr>
       <w:color w:val="404040"/>
     </w:rPr>
-    <w:tblPr/>
     <w:tblStylePr w:type="firstRow">
       <w:rPr>
         <w:rFonts w:ascii="Arial" w:hAnsi="Arial"/>
@@ -15106,7 +15820,6 @@
     <w:rPr>
       <w:color w:val="404040"/>
     </w:rPr>
-    <w:tblPr/>
     <w:tblStylePr w:type="firstRow">
       <w:rPr>
         <w:rFonts w:ascii="Arial" w:hAnsi="Arial"/>
@@ -15192,7 +15905,6 @@
     <w:rPr>
       <w:color w:val="404040"/>
     </w:rPr>
-    <w:tblPr/>
     <w:tblStylePr w:type="firstRow">
       <w:rPr>
         <w:rFonts w:ascii="Arial" w:hAnsi="Arial"/>
@@ -15278,7 +15990,6 @@
     <w:rPr>
       <w:color w:val="404040"/>
     </w:rPr>
-    <w:tblPr/>
     <w:tblStylePr w:type="firstRow">
       <w:rPr>
         <w:rFonts w:ascii="Arial" w:hAnsi="Arial"/>
@@ -15364,7 +16075,6 @@
     <w:rPr>
       <w:color w:val="404040"/>
     </w:rPr>
-    <w:tblPr/>
     <w:tblStylePr w:type="firstRow">
       <w:rPr>
         <w:rFonts w:ascii="Arial" w:hAnsi="Arial"/>
@@ -15450,7 +16160,6 @@
     <w:rPr>
       <w:color w:val="404040"/>
     </w:rPr>
-    <w:tblPr/>
     <w:tblStylePr w:type="firstRow">
       <w:rPr>
         <w:rFonts w:ascii="Arial" w:hAnsi="Arial"/>

--- a/Статья инструменты генерации квестов для игровых миров.docx
+++ b/Статья инструменты генерации квестов для игровых миров.docx
@@ -14,28 +14,75 @@
         <w:jc w:val="right"/>
         <w:rPr>
           <w:rFonts w:ascii="Arial" w:hAnsi="Arial" w:eastAsia="Arial" w:cs="Arial"/>
+          <w:b/>
+          <w:color w:val="000000"/>
+          <w:sz w:val="30"/>
+        </w:rPr>
+      </w:pPr>
+      <w:r>
+        <w:rPr>
+          <w:rFonts w:ascii="Arial" w:hAnsi="Arial" w:eastAsia="Arial" w:cs="Arial"/>
+          <w:b/>
+          <w:color w:val="000000"/>
+          <w:sz w:val="30"/>
+        </w:rPr>
+        <w:t>ДИНАМИЧЕСКАЯ ГЕНЕРАЦИЯ КВЕСТОВ: АНАЛИЗ ИНСТРУМЕНТОВ ДЛЯ ИГРОВЫХ МИРОВ В UNITY</w:t>
+      </w:r>
+    </w:p>
+    <w:p>
+      <w:pPr>
+        <w:pBdr>
+          <w:top w:val="none" w:color="000000" w:sz="0" w:space="0"/>
+          <w:left w:val="none" w:color="000000" w:sz="0" w:space="0"/>
+          <w:bottom w:val="none" w:color="000000" w:sz="0" w:space="0"/>
+          <w:right w:val="none" w:color="000000" w:sz="0" w:space="0"/>
+        </w:pBdr>
+        <w:ind w:left="0" w:right="0" w:firstLine="0"/>
+        <w:jc w:val="right"/>
+        <w:rPr>
+          <w:rFonts w:ascii="Arial" w:hAnsi="Arial" w:eastAsia="Arial" w:cs="Arial"/>
+          <w:b/>
+          <w:color w:val="000000"/>
+          <w:sz w:val="24"/>
+        </w:rPr>
+      </w:pPr>
+      <w:r>
+        <w:rPr>
+          <w:rFonts w:ascii="Arial" w:hAnsi="Arial" w:eastAsia="Arial" w:cs="Arial"/>
+          <w:b/>
+          <w:color w:val="000000"/>
+          <w:sz w:val="24"/>
+        </w:rPr>
+        <w:t>УДК: 004.94; 004.41</w:t>
+      </w:r>
+    </w:p>
+    <w:p>
+      <w:pPr>
+        <w:pBdr>
+          <w:top w:val="none" w:color="000000" w:sz="0" w:space="0"/>
+          <w:left w:val="none" w:color="000000" w:sz="0" w:space="0"/>
+          <w:bottom w:val="none" w:color="000000" w:sz="0" w:space="0"/>
+          <w:right w:val="none" w:color="000000" w:sz="0" w:space="0"/>
+        </w:pBdr>
+        <w:ind w:left="0" w:right="0" w:firstLine="0"/>
+        <w:jc w:val="right"/>
+        <w:rPr>
+          <w:rFonts w:ascii="Arial" w:hAnsi="Arial" w:eastAsia="Arial" w:cs="Arial"/>
           <w:color w:val="000000"/>
           <w:sz w:val="24"/>
           <w:szCs w:val="24"/>
         </w:rPr>
       </w:pPr>
+      <w:bookmarkStart w:id="0" w:name="_GoBack"/>
+      <w:bookmarkEnd w:id="0"/>
       <w:r>
         <w:rPr>
           <w:rFonts w:ascii="Arial" w:hAnsi="Arial" w:eastAsia="Arial" w:cs="Arial"/>
           <w:b/>
           <w:color w:val="000000"/>
-          <w:sz w:val="30"/>
-        </w:rPr>
-        <w:t>ДИНАМИЧЕСКАЯ ГЕНЕРАЦИЯ КВЕСТОВ: АНАЛИЗ ИНСТРУМЕНТОВ ДЛЯ ИГРОВЫХ МИРОВ В UNITY</w:t>
-      </w:r>
-      <w:r>
-        <w:rPr>
-          <w:rFonts w:ascii="Arial" w:hAnsi="Arial" w:eastAsia="Arial" w:cs="Arial"/>
-          <w:b/>
-          <w:color w:val="000000"/>
-          <w:sz w:val="24"/>
-        </w:rPr>
-        <w:t>УДК: 004.94; 004.41Исаев Николай Александрович,</w:t>
+          <w:sz w:val="24"/>
+        </w:rPr>
+        <w:t>Исаев Николай Александрович,</w:t>
       </w:r>
       <w:r>
         <w:rPr>
@@ -3318,6 +3365,7 @@
     <w:p>
       <w:pPr>
         <w:numPr>
+          <w:ilvl w:val="0"/>
           <w:numId w:val="0"/>
         </w:numPr>
         <w:pBdr>
@@ -3375,6 +3423,7 @@
     <w:p>
       <w:pPr>
         <w:numPr>
+          <w:ilvl w:val="0"/>
           <w:numId w:val="0"/>
         </w:numPr>
         <w:pBdr>
@@ -3442,6 +3491,7 @@
     <w:p>
       <w:pPr>
         <w:numPr>
+          <w:ilvl w:val="0"/>
           <w:numId w:val="0"/>
         </w:numPr>
         <w:pBdr>
@@ -3500,6 +3550,7 @@
     <w:p>
       <w:pPr>
         <w:numPr>
+          <w:ilvl w:val="0"/>
           <w:numId w:val="0"/>
         </w:numPr>
         <w:pBdr>
@@ -3561,6 +3612,7 @@
     <w:p>
       <w:pPr>
         <w:numPr>
+          <w:ilvl w:val="0"/>
           <w:numId w:val="0"/>
         </w:numPr>
         <w:pBdr>
@@ -3619,6 +3671,7 @@
     <w:p>
       <w:pPr>
         <w:numPr>
+          <w:ilvl w:val="0"/>
           <w:numId w:val="0"/>
         </w:numPr>
         <w:pBdr>
@@ -3666,6 +3719,7 @@
     <w:p>
       <w:pPr>
         <w:numPr>
+          <w:ilvl w:val="0"/>
           <w:numId w:val="0"/>
         </w:numPr>
         <w:pBdr>
@@ -3875,12 +3929,11 @@
         </w:rPr>
         <w:t>Unity-LLM.</w:t>
       </w:r>
-      <w:bookmarkStart w:id="0" w:name="_GoBack"/>
-      <w:bookmarkEnd w:id="0"/>
     </w:p>
     <w:p>
       <w:pPr>
         <w:numPr>
+          <w:ilvl w:val="0"/>
           <w:numId w:val="0"/>
         </w:numPr>
         <w:pBdr>
@@ -5435,21 +5488,21 @@
     <w:lsdException w:uiPriority="99" w:name="index 9"/>
     <w:lsdException w:uiPriority="39" w:semiHidden="0" w:name="toc 1"/>
     <w:lsdException w:qFormat="1" w:uiPriority="39" w:semiHidden="0" w:name="toc 2"/>
-    <w:lsdException w:uiPriority="39" w:semiHidden="0" w:name="toc 3"/>
-    <w:lsdException w:uiPriority="39" w:semiHidden="0" w:name="toc 4"/>
+    <w:lsdException w:qFormat="1" w:uiPriority="39" w:semiHidden="0" w:name="toc 3"/>
+    <w:lsdException w:qFormat="1" w:uiPriority="39" w:semiHidden="0" w:name="toc 4"/>
     <w:lsdException w:uiPriority="39" w:semiHidden="0" w:name="toc 5"/>
     <w:lsdException w:qFormat="1" w:uiPriority="39" w:semiHidden="0" w:name="toc 6"/>
     <w:lsdException w:qFormat="1" w:uiPriority="39" w:semiHidden="0" w:name="toc 7"/>
     <w:lsdException w:uiPriority="39" w:semiHidden="0" w:name="toc 8"/>
     <w:lsdException w:uiPriority="39" w:semiHidden="0" w:name="toc 9"/>
     <w:lsdException w:uiPriority="99" w:name="Normal Indent"/>
-    <w:lsdException w:uiPriority="99" w:name="footnote text"/>
+    <w:lsdException w:qFormat="1" w:uiPriority="99" w:name="footnote text"/>
     <w:lsdException w:uiPriority="99" w:name="annotation text"/>
     <w:lsdException w:qFormat="1" w:uiPriority="99" w:semiHidden="0" w:name="header"/>
     <w:lsdException w:qFormat="1" w:uiPriority="99" w:semiHidden="0" w:name="footer"/>
     <w:lsdException w:uiPriority="99" w:name="index heading"/>
     <w:lsdException w:qFormat="1" w:uiPriority="35" w:name="caption"/>
-    <w:lsdException w:uiPriority="99" w:semiHidden="0" w:name="table of figures"/>
+    <w:lsdException w:qFormat="1" w:uiPriority="99" w:semiHidden="0" w:name="table of figures"/>
     <w:lsdException w:uiPriority="99" w:name="envelope address"/>
     <w:lsdException w:uiPriority="99" w:name="envelope return"/>
     <w:lsdException w:uiPriority="99" w:semiHidden="0" w:name="footnote reference"/>
@@ -5872,6 +5925,7 @@
     <w:link w:val="177"/>
     <w:semiHidden/>
     <w:unhideWhenUsed/>
+    <w:qFormat/>
     <w:uiPriority w:val="99"/>
     <w:pPr>
       <w:spacing w:after="40" w:line="240" w:lineRule="auto"/>
@@ -5957,6 +6011,7 @@
     <w:basedOn w:val="1"/>
     <w:next w:val="1"/>
     <w:unhideWhenUsed/>
+    <w:qFormat/>
     <w:uiPriority w:val="99"/>
     <w:pPr>
       <w:spacing w:after="0" w:afterAutospacing="0"/>
@@ -5967,6 +6022,7 @@
     <w:basedOn w:val="1"/>
     <w:next w:val="1"/>
     <w:unhideWhenUsed/>
+    <w:qFormat/>
     <w:uiPriority w:val="39"/>
     <w:pPr>
       <w:spacing w:after="57"/>
@@ -5990,6 +6046,7 @@
     <w:basedOn w:val="1"/>
     <w:next w:val="1"/>
     <w:unhideWhenUsed/>
+    <w:qFormat/>
     <w:uiPriority w:val="39"/>
     <w:pPr>
       <w:spacing w:after="57"/>
